--- a/INFO_FATURA_BP.docx
+++ b/INFO_FATURA_BP.docx
@@ -320,7 +320,18 @@
           <w:sz w:val="36"/>
           <w:szCs w:val="36"/>
         </w:rPr>
-        <w:t xml:space="preserve">Fatura N° </w:t>
+        <w:t>Fatura N</w:t>
+      </w:r>
+      <w:proofErr w:type="gramStart"/>
+      <w:r>
+        <w:rPr>
+          <w:b/>
+          <w:bCs/>
+          <w:color w:val="FCF9F5"/>
+          <w:sz w:val="36"/>
+          <w:szCs w:val="36"/>
+        </w:rPr>
+        <w:t xml:space="preserve">° </w:t>
       </w:r>
       <w:r>
         <w:rPr>
@@ -350,7 +361,29 @@
           <w:sz w:val="36"/>
           <w:szCs w:val="36"/>
         </w:rPr>
-        <w:t>NUMERO_FATURA</w:t>
+        <w:t>NUMERO</w:t>
+      </w:r>
+      <w:proofErr w:type="gramEnd"/>
+      <w:r>
+        <w:rPr>
+          <w:b/>
+          <w:bCs/>
+          <w:color w:val="FCF9F5"/>
+          <w:sz w:val="36"/>
+          <w:szCs w:val="36"/>
+        </w:rPr>
+        <w:t>_</w:t>
+      </w:r>
+      <w:proofErr w:type="gramStart"/>
+      <w:r>
+        <w:rPr>
+          <w:b/>
+          <w:bCs/>
+          <w:color w:val="FCF9F5"/>
+          <w:sz w:val="36"/>
+          <w:szCs w:val="36"/>
+        </w:rPr>
+        <w:t>FATURA</w:t>
       </w:r>
       <w:r>
         <w:rPr>
@@ -360,7 +393,18 @@
           <w:sz w:val="36"/>
           <w:szCs w:val="36"/>
         </w:rPr>
-        <w:t>}/{</w:t>
+        <w:t>}/</w:t>
+      </w:r>
+      <w:proofErr w:type="gramEnd"/>
+      <w:r>
+        <w:rPr>
+          <w:b/>
+          <w:bCs/>
+          <w:color w:val="FCF9F5"/>
+          <w:sz w:val="36"/>
+          <w:szCs w:val="36"/>
+        </w:rPr>
+        <w:t>{</w:t>
       </w:r>
       <w:r>
         <w:rPr>
@@ -612,197 +656,12 @@
       </w:r>
       <w:r>
         <w:rPr>
-          <w:rFonts w:ascii="Times New Roman" w:hAnsi="Times New Roman" w:cs="Times New Roman"/>
-          <w:noProof/>
-          <w:sz w:val="24"/>
-          <w:szCs w:val="24"/>
-        </w:rPr>
-        <mc:AlternateContent>
-          <mc:Choice Requires="wps">
-            <w:drawing>
-              <wp:anchor distT="0" distB="0" distL="114300" distR="114300" simplePos="0" relativeHeight="251874304" behindDoc="0" locked="0" layoutInCell="1" allowOverlap="1" wp14:anchorId="76BCE721" wp14:editId="1F824900">
-                <wp:simplePos x="0" y="0"/>
-                <wp:positionH relativeFrom="page">
-                  <wp:posOffset>1154430</wp:posOffset>
-                </wp:positionH>
-                <wp:positionV relativeFrom="paragraph">
-                  <wp:posOffset>4055110</wp:posOffset>
-                </wp:positionV>
-                <wp:extent cx="5209540" cy="299720"/>
-                <wp:effectExtent l="0" t="0" r="0" b="5080"/>
-                <wp:wrapNone/>
-                <wp:docPr id="502948109" name="Caixa de Texto 29"/>
-                <wp:cNvGraphicFramePr/>
-                <a:graphic xmlns:a="http://schemas.openxmlformats.org/drawingml/2006/main">
-                  <a:graphicData uri="http://schemas.microsoft.com/office/word/2010/wordprocessingShape">
-                    <wps:wsp>
-                      <wps:cNvSpPr txBox="1"/>
-                      <wps:spPr>
-                        <a:xfrm>
-                          <a:off x="0" y="0"/>
-                          <a:ext cx="5209540" cy="299720"/>
-                        </a:xfrm>
-                        <a:prstGeom prst="rect">
-                          <a:avLst/>
-                        </a:prstGeom>
-                        <a:noFill/>
-                        <a:ln w="6350">
-                          <a:noFill/>
-                        </a:ln>
-                      </wps:spPr>
-                      <wps:txbx>
-                        <w:txbxContent>
-                          <w:p>
-                            <w:pPr>
-                              <w:jc w:val="both"/>
-                              <w:rPr>
-                                <w:sz w:val="24"/>
-                                <w:szCs w:val="24"/>
-                              </w:rPr>
-                            </w:pPr>
-                            <w:r>
-                              <w:rPr>
-                                <w:b/>
-                                <w:bCs/>
-                                <w:sz w:val="24"/>
-                                <w:szCs w:val="24"/>
-                              </w:rPr>
-                              <w:t>Descrição</w:t>
-                            </w:r>
-                            <w:r>
-                              <w:rPr>
-                                <w:b/>
-                                <w:bCs/>
-                                <w:sz w:val="24"/>
-                                <w:szCs w:val="24"/>
-                              </w:rPr>
-                              <w:t>:</w:t>
-                            </w:r>
-                            <w:r>
-                              <w:rPr>
-                                <w:sz w:val="24"/>
-                                <w:szCs w:val="24"/>
-                              </w:rPr>
-                              <w:t xml:space="preserve"> </w:t>
-                            </w:r>
-                            <w:r>
-                              <w:rPr>
-                                <w:sz w:val="24"/>
-                                <w:szCs w:val="24"/>
-                              </w:rPr>
-                              <w:t>{</w:t>
-                            </w:r>
-                            <w:r>
-                              <w:rPr>
-                                <w:sz w:val="24"/>
-                                <w:szCs w:val="24"/>
-                              </w:rPr>
-                              <w:t>DESCRICAO</w:t>
-                            </w:r>
-                            <w:r>
-                              <w:rPr>
-                                <w:sz w:val="24"/>
-                                <w:szCs w:val="24"/>
-                              </w:rPr>
-                              <w:t xml:space="preserve">} </w:t>
-                            </w:r>
-                          </w:p>
-                        </w:txbxContent>
-                      </wps:txbx>
-                      <wps:bodyPr rot="0" spcFirstLastPara="0" vertOverflow="overflow" horzOverflow="overflow" vert="horz" wrap="square" lIns="91440" tIns="45720" rIns="91440" bIns="45720" numCol="1" spcCol="0" rtlCol="0" fromWordArt="0" anchor="t" anchorCtr="0" forceAA="0" compatLnSpc="1">
-                        <a:prstTxWarp prst="textNoShape">
-                          <a:avLst/>
-                        </a:prstTxWarp>
-                        <a:noAutofit/>
-                      </wps:bodyPr>
-                    </wps:wsp>
-                  </a:graphicData>
-                </a:graphic>
-                <wp14:sizeRelH relativeFrom="margin">
-                  <wp14:pctWidth>0</wp14:pctWidth>
-                </wp14:sizeRelH>
-                <wp14:sizeRelV relativeFrom="margin">
-                  <wp14:pctHeight>0</wp14:pctHeight>
-                </wp14:sizeRelV>
-              </wp:anchor>
-            </w:drawing>
-          </mc:Choice>
-          <mc:Fallback>
-            <w:pict>
-              <v:shape w14:anchorId="76BCE721" id="Caixa de Texto 29" o:spid="_x0000_s1029" type="#_x0000_t202" style="position:absolute;left:0;text-align:left;margin-left:90.9pt;margin-top:319.3pt;width:410.2pt;height:23.6pt;z-index:251874304;visibility:visible;mso-wrap-style:square;mso-width-percent:0;mso-height-percent:0;mso-wrap-distance-left:9pt;mso-wrap-distance-top:0;mso-wrap-distance-right:9pt;mso-wrap-distance-bottom:0;mso-position-horizontal:absolute;mso-position-horizontal-relative:page;mso-position-vertical:absolute;mso-position-vertical-relative:text;mso-width-percent:0;mso-height-percent:0;mso-width-relative:margin;mso-height-relative:margin;v-text-anchor:top" o:gfxdata="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" filled="f" stroked="f" strokeweight=".5pt">
-                <v:textbox>
-                  <w:txbxContent>
-                    <w:p>
-                      <w:pPr>
-                        <w:jc w:val="both"/>
-                        <w:rPr>
-                          <w:sz w:val="24"/>
-                          <w:szCs w:val="24"/>
-                        </w:rPr>
-                      </w:pPr>
-                      <w:r>
-                        <w:rPr>
-                          <w:b/>
-                          <w:bCs/>
-                          <w:sz w:val="24"/>
-                          <w:szCs w:val="24"/>
-                        </w:rPr>
-                        <w:t>Descrição</w:t>
-                      </w:r>
-                      <w:r>
-                        <w:rPr>
-                          <w:b/>
-                          <w:bCs/>
-                          <w:sz w:val="24"/>
-                          <w:szCs w:val="24"/>
-                        </w:rPr>
-                        <w:t>:</w:t>
-                      </w:r>
-                      <w:r>
-                        <w:rPr>
-                          <w:sz w:val="24"/>
-                          <w:szCs w:val="24"/>
-                        </w:rPr>
-                        <w:t xml:space="preserve"> </w:t>
-                      </w:r>
-                      <w:r>
-                        <w:rPr>
-                          <w:sz w:val="24"/>
-                          <w:szCs w:val="24"/>
-                        </w:rPr>
-                        <w:t>{</w:t>
-                      </w:r>
-                      <w:r>
-                        <w:rPr>
-                          <w:sz w:val="24"/>
-                          <w:szCs w:val="24"/>
-                        </w:rPr>
-                        <w:t>DESCRICAO</w:t>
-                      </w:r>
-                      <w:r>
-                        <w:rPr>
-                          <w:sz w:val="24"/>
-                          <w:szCs w:val="24"/>
-                        </w:rPr>
-                        <w:t xml:space="preserve">} </w:t>
-                      </w:r>
-                    </w:p>
-                  </w:txbxContent>
-                </v:textbox>
-                <w10:wrap anchorx="page"/>
-              </v:shape>
-            </w:pict>
-          </mc:Fallback>
-        </mc:AlternateContent>
-      </w:r>
-      <w:r>
-        <w:rPr>
           <w:noProof/>
         </w:rPr>
         <mc:AlternateContent>
           <mc:Choice Requires="wpg">
             <w:drawing>
-              <wp:anchor distT="0" distB="0" distL="114300" distR="114300" simplePos="0" relativeHeight="251862016" behindDoc="0" locked="0" layoutInCell="1" allowOverlap="1" wp14:anchorId="63A9BA1E" wp14:editId="4531B890">
+              <wp:anchor distT="0" distB="0" distL="114300" distR="114300" simplePos="0" relativeHeight="251862016" behindDoc="0" locked="0" layoutInCell="1" allowOverlap="1" wp14:anchorId="63A9BA1E" wp14:editId="6B3CC9C5">
                 <wp:simplePos x="0" y="0"/>
                 <wp:positionH relativeFrom="margin">
                   <wp:posOffset>1364615</wp:posOffset>
@@ -1001,13 +860,17 @@
           </mc:Choice>
           <mc:Fallback>
             <w:pict>
-              <v:group w14:anchorId="63A9BA1E" id="Agrupar 81" o:spid="_x0000_s1030" style="position:absolute;left:0;text-align:left;margin-left:107.45pt;margin-top:380.85pt;width:224pt;height:24.55pt;z-index:251862016;mso-position-horizontal-relative:margin;mso-width-relative:margin" coordsize="28454,3118" o:gfxdata="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">
-                <v:group id="Agrupar 80" o:spid="_x0000_s1031" style="position:absolute;top:64;width:28454;height:3054" coordsize="28454,3054" o:gfxdata="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">
-                  <v:roundrect id="Retângulo: Cantos Arredondados 72" o:spid="_x0000_s1032" style="position:absolute;width:28454;height:3054;visibility:visible;mso-wrap-style:square;v-text-anchor:middle" arcsize="18599f" o:gfxdata="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" fillcolor="#101f2e" stroked="f" strokeweight="1pt">
+              <v:group w14:anchorId="63A9BA1E" id="Agrupar 81" o:spid="_x0000_s1028" style="position:absolute;left:0;text-align:left;margin-left:107.45pt;margin-top:380.85pt;width:224pt;height:24.55pt;z-index:251862016;mso-position-horizontal-relative:margin;mso-width-relative:margin" coordsize="28454,3118" o:gfxdata="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">
+                <v:group id="Agrupar 80" o:spid="_x0000_s1029" style="position:absolute;top:64;width:28454;height:3054" coordsize="28454,3054" o:gfxdata="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">
+                  <v:roundrect id="Retângulo: Cantos Arredondados 72" o:spid="_x0000_s1030" style="position:absolute;width:28454;height:3054;visibility:visible;mso-wrap-style:square;v-text-anchor:middle" arcsize="18599f" o:gfxdata="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" fillcolor="#101f2e" stroked="f" strokeweight="1pt">
                     <v:stroke joinstyle="miter"/>
                     <v:shadow on="t" color="black" opacity="26214f" origin="-.5,-.5" offset=".74836mm,.74836mm"/>
                   </v:roundrect>
-                  <v:shape id="_x0000_s1033" type="#_x0000_t202" style="position:absolute;left:2326;top:207;width:25266;height:2591;visibility:visible;mso-wrap-style:square;v-text-anchor:top" o:gfxdata="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" filled="f" stroked="f" strokeweight=".5pt">
+                  <v:shapetype id="_x0000_t202" coordsize="21600,21600" o:spt="202" path="m,l,21600r21600,l21600,xe">
+                    <v:stroke joinstyle="miter"/>
+                    <v:path gradientshapeok="t" o:connecttype="rect"/>
+                  </v:shapetype>
+                  <v:shape id="_x0000_s1031" type="#_x0000_t202" style="position:absolute;left:2326;top:207;width:25266;height:2591;visibility:visible;mso-wrap-style:square;v-text-anchor:top" o:gfxdata="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" filled="f" stroked="f" strokeweight=".5pt">
                     <v:textbox>
                       <w:txbxContent>
                         <w:p>
@@ -1078,7 +941,7 @@
                   <v:path o:extrusionok="f" gradientshapeok="t" o:connecttype="rect"/>
                   <o:lock v:ext="edit" aspectratio="t"/>
                 </v:shapetype>
-                <v:shape id="Gráfico 74" o:spid="_x0000_s1034" type="#_x0000_t75" alt="Calendário diário com preenchimento sólido" style="position:absolute;left:962;width:3029;height:3028;visibility:visible;mso-wrap-style:square" o:gfxdata="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">
+                <v:shape id="Gráfico 74" o:spid="_x0000_s1032" type="#_x0000_t75" alt="Calendário diário com preenchimento sólido" style="position:absolute;left:962;width:3029;height:3028;visibility:visible;mso-wrap-style:square" o:gfxdata="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">
                   <v:imagedata r:id="rId10" o:title="Calendário diário com preenchimento sólido"/>
                 </v:shape>
                 <w10:wrap anchorx="margin"/>
@@ -1303,226 +1166,7 @@
         <mc:AlternateContent>
           <mc:Choice Requires="wps">
             <w:drawing>
-              <wp:anchor distT="0" distB="0" distL="114300" distR="114300" simplePos="0" relativeHeight="251872256" behindDoc="0" locked="0" layoutInCell="1" allowOverlap="1" wp14:anchorId="6EF8FCAA" wp14:editId="24F370DD">
-                <wp:simplePos x="0" y="0"/>
-                <wp:positionH relativeFrom="page">
-                  <wp:posOffset>1154430</wp:posOffset>
-                </wp:positionH>
-                <wp:positionV relativeFrom="paragraph">
-                  <wp:posOffset>3628390</wp:posOffset>
-                </wp:positionV>
-                <wp:extent cx="5209540" cy="299720"/>
-                <wp:effectExtent l="0" t="0" r="0" b="5080"/>
-                <wp:wrapNone/>
-                <wp:docPr id="550702018" name="Caixa de Texto 29"/>
-                <wp:cNvGraphicFramePr/>
-                <a:graphic xmlns:a="http://schemas.openxmlformats.org/drawingml/2006/main">
-                  <a:graphicData uri="http://schemas.microsoft.com/office/word/2010/wordprocessingShape">
-                    <wps:wsp>
-                      <wps:cNvSpPr txBox="1"/>
-                      <wps:spPr>
-                        <a:xfrm>
-                          <a:off x="0" y="0"/>
-                          <a:ext cx="5209540" cy="299720"/>
-                        </a:xfrm>
-                        <a:prstGeom prst="rect">
-                          <a:avLst/>
-                        </a:prstGeom>
-                        <a:noFill/>
-                        <a:ln w="6350">
-                          <a:noFill/>
-                        </a:ln>
-                      </wps:spPr>
-                      <wps:txbx>
-                        <w:txbxContent>
-                          <w:p>
-                            <w:pPr>
-                              <w:jc w:val="both"/>
-                              <w:rPr>
-                                <w:sz w:val="24"/>
-                                <w:szCs w:val="24"/>
-                              </w:rPr>
-                            </w:pPr>
-                            <w:r>
-                              <w:rPr>
-                                <w:b/>
-                                <w:bCs/>
-                                <w:sz w:val="24"/>
-                                <w:szCs w:val="24"/>
-                              </w:rPr>
-                              <w:t>Valor</w:t>
-                            </w:r>
-                            <w:r>
-                              <w:rPr>
-                                <w:b/>
-                                <w:bCs/>
-                                <w:sz w:val="24"/>
-                                <w:szCs w:val="24"/>
-                              </w:rPr>
-                              <w:t>:</w:t>
-                            </w:r>
-                            <w:r>
-                              <w:rPr>
-                                <w:sz w:val="24"/>
-                                <w:szCs w:val="24"/>
-                              </w:rPr>
-                              <w:t xml:space="preserve"> </w:t>
-                            </w:r>
-                            <w:r>
-                              <w:rPr>
-                                <w:sz w:val="24"/>
-                                <w:szCs w:val="24"/>
-                              </w:rPr>
-                              <w:t xml:space="preserve">{VALOR_NUMERICO} </w:t>
-                            </w:r>
-                            <w:r>
-                              <w:rPr>
-                                <w:sz w:val="24"/>
-                                <w:szCs w:val="24"/>
-                              </w:rPr>
-                              <w:t xml:space="preserve"> - </w:t>
-                            </w:r>
-                            <w:r>
-                              <w:rPr>
-                                <w:sz w:val="24"/>
-                                <w:szCs w:val="24"/>
-                              </w:rPr>
-                              <w:t xml:space="preserve"> </w:t>
-                            </w:r>
-                            <w:r>
-                              <w:rPr>
-                                <w:sz w:val="24"/>
-                                <w:szCs w:val="24"/>
-                              </w:rPr>
-                              <w:t>{VALOR_EXTENSO}</w:t>
-                            </w:r>
-                          </w:p>
-                        </w:txbxContent>
-                      </wps:txbx>
-                      <wps:bodyPr rot="0" spcFirstLastPara="0" vertOverflow="overflow" horzOverflow="overflow" vert="horz" wrap="square" lIns="91440" tIns="45720" rIns="91440" bIns="45720" numCol="1" spcCol="0" rtlCol="0" fromWordArt="0" anchor="t" anchorCtr="0" forceAA="0" compatLnSpc="1">
-                        <a:prstTxWarp prst="textNoShape">
-                          <a:avLst/>
-                        </a:prstTxWarp>
-                        <a:noAutofit/>
-                      </wps:bodyPr>
-                    </wps:wsp>
-                  </a:graphicData>
-                </a:graphic>
-                <wp14:sizeRelH relativeFrom="margin">
-                  <wp14:pctWidth>0</wp14:pctWidth>
-                </wp14:sizeRelH>
-                <wp14:sizeRelV relativeFrom="margin">
-                  <wp14:pctHeight>0</wp14:pctHeight>
-                </wp14:sizeRelV>
-              </wp:anchor>
-            </w:drawing>
-          </mc:Choice>
-          <mc:Fallback>
-            <w:pict>
-              <v:shapetype w14:anchorId="6EF8FCAA" id="_x0000_t202" coordsize="21600,21600" o:spt="202" path="m,l,21600r21600,l21600,xe">
-                <v:stroke joinstyle="miter"/>
-                <v:path gradientshapeok="t" o:connecttype="rect"/>
-              </v:shapetype>
-              <v:shape id="_x0000_s1035" type="#_x0000_t202" style="position:absolute;left:0;text-align:left;margin-left:90.9pt;margin-top:285.7pt;width:410.2pt;height:23.6pt;z-index:251872256;visibility:visible;mso-wrap-style:square;mso-width-percent:0;mso-height-percent:0;mso-wrap-distance-left:9pt;mso-wrap-distance-top:0;mso-wrap-distance-right:9pt;mso-wrap-distance-bottom:0;mso-position-horizontal:absolute;mso-position-horizontal-relative:page;mso-position-vertical:absolute;mso-position-vertical-relative:text;mso-width-percent:0;mso-height-percent:0;mso-width-relative:margin;mso-height-relative:margin;v-text-anchor:top" o:gfxdata="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" filled="f" stroked="f" strokeweight=".5pt">
-                <v:textbox>
-                  <w:txbxContent>
-                    <w:p>
-                      <w:pPr>
-                        <w:jc w:val="both"/>
-                        <w:rPr>
-                          <w:sz w:val="24"/>
-                          <w:szCs w:val="24"/>
-                        </w:rPr>
-                      </w:pPr>
-                      <w:r>
-                        <w:rPr>
-                          <w:b/>
-                          <w:bCs/>
-                          <w:sz w:val="24"/>
-                          <w:szCs w:val="24"/>
-                        </w:rPr>
-                        <w:t>Valor</w:t>
-                      </w:r>
-                      <w:r>
-                        <w:rPr>
-                          <w:b/>
-                          <w:bCs/>
-                          <w:sz w:val="24"/>
-                          <w:szCs w:val="24"/>
-                        </w:rPr>
-                        <w:t>:</w:t>
-                      </w:r>
-                      <w:r>
-                        <w:rPr>
-                          <w:sz w:val="24"/>
-                          <w:szCs w:val="24"/>
-                        </w:rPr>
-                        <w:t xml:space="preserve"> </w:t>
-                      </w:r>
-                      <w:r>
-                        <w:rPr>
-                          <w:sz w:val="24"/>
-                          <w:szCs w:val="24"/>
-                        </w:rPr>
-                        <w:t>{VALOR_</w:t>
-                      </w:r>
-                      <w:proofErr w:type="gramStart"/>
-                      <w:r>
-                        <w:rPr>
-                          <w:sz w:val="24"/>
-                          <w:szCs w:val="24"/>
-                        </w:rPr>
-                        <w:t xml:space="preserve">NUMERICO} </w:t>
-                      </w:r>
-                      <w:r>
-                        <w:rPr>
-                          <w:sz w:val="24"/>
-                          <w:szCs w:val="24"/>
-                        </w:rPr>
-                        <w:t xml:space="preserve"> -</w:t>
-                      </w:r>
-                      <w:proofErr w:type="gramEnd"/>
-                      <w:r>
-                        <w:rPr>
-                          <w:sz w:val="24"/>
-                          <w:szCs w:val="24"/>
-                        </w:rPr>
-                        <w:t xml:space="preserve"> </w:t>
-                      </w:r>
-                      <w:r>
-                        <w:rPr>
-                          <w:sz w:val="24"/>
-                          <w:szCs w:val="24"/>
-                        </w:rPr>
-                        <w:t xml:space="preserve"> </w:t>
-                      </w:r>
-                      <w:r>
-                        <w:rPr>
-                          <w:sz w:val="24"/>
-                          <w:szCs w:val="24"/>
-                        </w:rPr>
-                        <w:t>{VALOR_EXTENSO}</w:t>
-                      </w:r>
-                    </w:p>
-                  </w:txbxContent>
-                </v:textbox>
-                <w10:wrap anchorx="page"/>
-              </v:shape>
-            </w:pict>
-          </mc:Fallback>
-        </mc:AlternateContent>
-      </w:r>
-      <w:r>
-        <w:rPr>
-          <w:rFonts w:ascii="Times New Roman" w:hAnsi="Times New Roman" w:cs="Times New Roman"/>
-          <w:noProof/>
-          <w:sz w:val="24"/>
-          <w:szCs w:val="24"/>
-        </w:rPr>
-        <mc:AlternateContent>
-          <mc:Choice Requires="wps">
-            <w:drawing>
-              <wp:anchor distT="0" distB="0" distL="114300" distR="114300" simplePos="0" relativeHeight="251845632" behindDoc="0" locked="0" layoutInCell="1" allowOverlap="1" wp14:anchorId="6853A1BF" wp14:editId="3B68222A">
+              <wp:anchor distT="0" distB="0" distL="114300" distR="114300" simplePos="0" relativeHeight="251845632" behindDoc="0" locked="0" layoutInCell="1" allowOverlap="1" wp14:anchorId="6853A1BF" wp14:editId="1177FCE6">
                 <wp:simplePos x="0" y="0"/>
                 <wp:positionH relativeFrom="page">
                   <wp:posOffset>1148715</wp:posOffset>
@@ -1687,7 +1331,7 @@
           </mc:Choice>
           <mc:Fallback>
             <w:pict>
-              <v:shape w14:anchorId="6853A1BF" id="_x0000_s1037" type="#_x0000_t202" style="position:absolute;left:0;text-align:left;margin-left:90.45pt;margin-top:156.2pt;width:410.2pt;height:48.9pt;z-index:251845632;visibility:visible;mso-wrap-style:square;mso-width-percent:0;mso-height-percent:0;mso-wrap-distance-left:9pt;mso-wrap-distance-top:0;mso-wrap-distance-right:9pt;mso-wrap-distance-bottom:0;mso-position-horizontal:absolute;mso-position-horizontal-relative:page;mso-position-vertical:absolute;mso-position-vertical-relative:text;mso-width-percent:0;mso-height-percent:0;mso-width-relative:margin;mso-height-relative:margin;v-text-anchor:top" o:gfxdata="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" filled="f" stroked="f" strokeweight=".5pt">
+              <v:shape w14:anchorId="6853A1BF" id="Caixa de Texto 29" o:spid="_x0000_s1034" type="#_x0000_t202" style="position:absolute;left:0;text-align:left;margin-left:90.45pt;margin-top:156.2pt;width:410.2pt;height:48.9pt;z-index:251845632;visibility:visible;mso-wrap-style:square;mso-width-percent:0;mso-height-percent:0;mso-wrap-distance-left:9pt;mso-wrap-distance-top:0;mso-wrap-distance-right:9pt;mso-wrap-distance-bottom:0;mso-position-horizontal:absolute;mso-position-horizontal-relative:page;mso-position-vertical:absolute;mso-position-vertical-relative:text;mso-width-percent:0;mso-height-percent:0;mso-width-relative:margin;mso-height-relative:margin;v-text-anchor:top" o:gfxdata="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" filled="f" stroked="f" strokeweight=".5pt">
                 <v:textbox>
                   <w:txbxContent>
                     <w:p>
@@ -1821,7 +1465,7 @@
         <mc:AlternateContent>
           <mc:Choice Requires="wps">
             <w:drawing>
-              <wp:anchor distT="0" distB="0" distL="114300" distR="114300" simplePos="0" relativeHeight="251844608" behindDoc="0" locked="0" layoutInCell="1" allowOverlap="1" wp14:anchorId="6AF39DBA" wp14:editId="1E79A2D2">
+              <wp:anchor distT="0" distB="0" distL="114300" distR="114300" simplePos="0" relativeHeight="251844608" behindDoc="0" locked="0" layoutInCell="1" allowOverlap="1" wp14:anchorId="6AF39DBA" wp14:editId="432DD022">
                 <wp:simplePos x="0" y="0"/>
                 <wp:positionH relativeFrom="margin">
                   <wp:posOffset>158115</wp:posOffset>
@@ -1896,7 +1540,7 @@
           </mc:Choice>
           <mc:Fallback>
             <w:pict>
-              <v:shape w14:anchorId="6AF39DBA" id="_x0000_s1038" type="#_x0000_t202" style="position:absolute;left:0;text-align:left;margin-left:12.45pt;margin-top:121.15pt;width:148.5pt;height:20.4pt;z-index:251844608;visibility:visible;mso-wrap-style:square;mso-width-percent:0;mso-wrap-distance-left:9pt;mso-wrap-distance-top:0;mso-wrap-distance-right:9pt;mso-wrap-distance-bottom:0;mso-position-horizontal:absolute;mso-position-horizontal-relative:margin;mso-position-vertical:absolute;mso-position-vertical-relative:text;mso-width-percent:0;mso-width-relative:margin;v-text-anchor:top" o:gfxdata="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" filled="f" stroked="f" strokeweight=".5pt">
+              <v:shape w14:anchorId="6AF39DBA" id="_x0000_s1035" type="#_x0000_t202" style="position:absolute;left:0;text-align:left;margin-left:12.45pt;margin-top:121.15pt;width:148.5pt;height:20.4pt;z-index:251844608;visibility:visible;mso-wrap-style:square;mso-width-percent:0;mso-wrap-distance-left:9pt;mso-wrap-distance-top:0;mso-wrap-distance-right:9pt;mso-wrap-distance-bottom:0;mso-position-horizontal:absolute;mso-position-horizontal-relative:margin;mso-position-vertical:absolute;mso-position-vertical-relative:text;mso-width-percent:0;mso-width-relative:margin;v-text-anchor:top" o:gfxdata="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" filled="f" stroked="f" strokeweight=".5pt">
                 <v:textbox>
                   <w:txbxContent>
                     <w:p>
@@ -1941,7 +1585,7 @@
         <mc:AlternateContent>
           <mc:Choice Requires="wps">
             <w:drawing>
-              <wp:anchor distT="0" distB="0" distL="114300" distR="114300" simplePos="0" relativeHeight="251713536" behindDoc="0" locked="0" layoutInCell="1" allowOverlap="1" wp14:anchorId="68705A96" wp14:editId="6A4970CF">
+              <wp:anchor distT="0" distB="0" distL="114300" distR="114300" simplePos="0" relativeHeight="251713536" behindDoc="0" locked="0" layoutInCell="1" allowOverlap="1" wp14:anchorId="68705A96" wp14:editId="4F967441">
                 <wp:simplePos x="0" y="0"/>
                 <wp:positionH relativeFrom="page">
                   <wp:posOffset>1172845</wp:posOffset>
@@ -2072,7 +1716,7 @@
           </mc:Choice>
           <mc:Fallback>
             <w:pict>
-              <v:shape w14:anchorId="68705A96" id="_x0000_s1039" type="#_x0000_t202" style="position:absolute;left:0;text-align:left;margin-left:92.35pt;margin-top:57.25pt;width:410.2pt;height:46.85pt;z-index:251713536;visibility:visible;mso-wrap-style:square;mso-width-percent:0;mso-height-percent:0;mso-wrap-distance-left:9pt;mso-wrap-distance-top:0;mso-wrap-distance-right:9pt;mso-wrap-distance-bottom:0;mso-position-horizontal:absolute;mso-position-horizontal-relative:page;mso-position-vertical:absolute;mso-position-vertical-relative:text;mso-width-percent:0;mso-height-percent:0;mso-width-relative:margin;mso-height-relative:margin;v-text-anchor:top" o:gfxdata="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" filled="f" stroked="f" strokeweight=".5pt">
+              <v:shape w14:anchorId="68705A96" id="_x0000_s1036" type="#_x0000_t202" style="position:absolute;left:0;text-align:left;margin-left:92.35pt;margin-top:57.25pt;width:410.2pt;height:46.85pt;z-index:251713536;visibility:visible;mso-wrap-style:square;mso-width-percent:0;mso-height-percent:0;mso-wrap-distance-left:9pt;mso-wrap-distance-top:0;mso-wrap-distance-right:9pt;mso-wrap-distance-bottom:0;mso-position-horizontal:absolute;mso-position-horizontal-relative:page;mso-position-vertical:absolute;mso-position-vertical-relative:text;mso-width-percent:0;mso-height-percent:0;mso-width-relative:margin;mso-height-relative:margin;v-text-anchor:top" o:gfxdata="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" filled="f" stroked="f" strokeweight=".5pt">
                 <v:textbox>
                   <w:txbxContent>
                     <w:p>
@@ -2167,7 +1811,7 @@
         <mc:AlternateContent>
           <mc:Choice Requires="wps">
             <w:drawing>
-              <wp:anchor distT="0" distB="0" distL="114300" distR="114300" simplePos="0" relativeHeight="251842559" behindDoc="0" locked="0" layoutInCell="1" allowOverlap="1" wp14:anchorId="59AEB897" wp14:editId="77649F8A">
+              <wp:anchor distT="0" distB="0" distL="114300" distR="114300" simplePos="0" relativeHeight="251842559" behindDoc="0" locked="0" layoutInCell="1" allowOverlap="1" wp14:anchorId="59AEB897" wp14:editId="59F6BB87">
                 <wp:simplePos x="0" y="0"/>
                 <wp:positionH relativeFrom="column">
                   <wp:posOffset>76200</wp:posOffset>
@@ -2237,7 +1881,7 @@
           </mc:Choice>
           <mc:Fallback>
             <w:pict>
-              <v:roundrect w14:anchorId="3236D857" id="Retângulo: Cantos Arredondados 78" o:spid="_x0000_s1026" style="position:absolute;margin-left:6pt;margin-top:122.65pt;width:159.8pt;height:17.7pt;z-index:251842559;visibility:visible;mso-wrap-style:square;mso-width-percent:0;mso-height-percent:0;mso-wrap-distance-left:9pt;mso-wrap-distance-top:0;mso-wrap-distance-right:9pt;mso-wrap-distance-bottom:0;mso-position-horizontal:absolute;mso-position-horizontal-relative:text;mso-position-vertical:absolute;mso-position-vertical-relative:text;mso-width-percent:0;mso-height-percent:0;mso-width-relative:margin;mso-height-relative:margin;v-text-anchor:middle" arcsize="3644f" o:gfxdata="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" fillcolor="#101f2e" stroked="f" strokeweight="1pt">
+              <v:roundrect w14:anchorId="578ED9BD" id="Retângulo: Cantos Arredondados 78" o:spid="_x0000_s1026" style="position:absolute;margin-left:6pt;margin-top:122.65pt;width:159.8pt;height:17.7pt;z-index:251842559;visibility:visible;mso-wrap-style:square;mso-width-percent:0;mso-height-percent:0;mso-wrap-distance-left:9pt;mso-wrap-distance-top:0;mso-wrap-distance-right:9pt;mso-wrap-distance-bottom:0;mso-position-horizontal:absolute;mso-position-horizontal-relative:text;mso-position-vertical:absolute;mso-position-vertical-relative:text;mso-width-percent:0;mso-height-percent:0;mso-width-relative:margin;mso-height-relative:margin;v-text-anchor:middle" arcsize="3644f" o:gfxdata="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" fillcolor="#101f2e" stroked="f" strokeweight="1pt">
                 <v:stroke joinstyle="miter"/>
               </v:roundrect>
             </w:pict>
@@ -2254,13 +1898,322 @@
         <mc:AlternateContent>
           <mc:Choice Requires="wps">
             <w:drawing>
-              <wp:anchor distT="0" distB="0" distL="114300" distR="114300" simplePos="0" relativeHeight="251834368" behindDoc="0" locked="0" layoutInCell="1" allowOverlap="1" wp14:anchorId="3780A2BA" wp14:editId="4796987C">
+              <wp:anchor distT="0" distB="0" distL="114300" distR="114300" simplePos="0" relativeHeight="251712512" behindDoc="0" locked="0" layoutInCell="1" allowOverlap="1" wp14:anchorId="35010482" wp14:editId="698502AE">
+                <wp:simplePos x="0" y="0"/>
+                <wp:positionH relativeFrom="margin">
+                  <wp:posOffset>75565</wp:posOffset>
+                </wp:positionH>
+                <wp:positionV relativeFrom="paragraph">
+                  <wp:posOffset>236220</wp:posOffset>
+                </wp:positionV>
+                <wp:extent cx="5404485" cy="4785360"/>
+                <wp:effectExtent l="0" t="0" r="24765" b="15240"/>
+                <wp:wrapNone/>
+                <wp:docPr id="235608471" name="Elipse 14"/>
+                <wp:cNvGraphicFramePr/>
+                <a:graphic xmlns:a="http://schemas.openxmlformats.org/drawingml/2006/main">
+                  <a:graphicData uri="http://schemas.microsoft.com/office/word/2010/wordprocessingShape">
+                    <wps:wsp>
+                      <wps:cNvSpPr/>
+                      <wps:spPr>
+                        <a:xfrm>
+                          <a:off x="0" y="0"/>
+                          <a:ext cx="5404485" cy="4785360"/>
+                        </a:xfrm>
+                        <a:prstGeom prst="rect">
+                          <a:avLst/>
+                        </a:prstGeom>
+                        <a:solidFill>
+                          <a:srgbClr val="FCF9F5"/>
+                        </a:solidFill>
+                        <a:ln w="19050">
+                          <a:solidFill>
+                            <a:srgbClr val="101F2E"/>
+                          </a:solidFill>
+                        </a:ln>
+                      </wps:spPr>
+                      <wps:style>
+                        <a:lnRef idx="2">
+                          <a:schemeClr val="accent1">
+                            <a:shade val="15000"/>
+                          </a:schemeClr>
+                        </a:lnRef>
+                        <a:fillRef idx="1">
+                          <a:schemeClr val="accent1"/>
+                        </a:fillRef>
+                        <a:effectRef idx="0">
+                          <a:schemeClr val="accent1"/>
+                        </a:effectRef>
+                        <a:fontRef idx="minor">
+                          <a:schemeClr val="lt1"/>
+                        </a:fontRef>
+                      </wps:style>
+                      <wps:bodyPr rot="0" spcFirstLastPara="0" vertOverflow="overflow" horzOverflow="overflow" vert="horz" wrap="square" lIns="91440" tIns="45720" rIns="91440" bIns="45720" numCol="1" spcCol="0" rtlCol="0" fromWordArt="0" anchor="ctr" anchorCtr="0" forceAA="0" compatLnSpc="1">
+                        <a:prstTxWarp prst="textNoShape">
+                          <a:avLst/>
+                        </a:prstTxWarp>
+                        <a:noAutofit/>
+                      </wps:bodyPr>
+                    </wps:wsp>
+                  </a:graphicData>
+                </a:graphic>
+                <wp14:sizeRelH relativeFrom="margin">
+                  <wp14:pctWidth>0</wp14:pctWidth>
+                </wp14:sizeRelH>
+                <wp14:sizeRelV relativeFrom="margin">
+                  <wp14:pctHeight>0</wp14:pctHeight>
+                </wp14:sizeRelV>
+              </wp:anchor>
+            </w:drawing>
+          </mc:Choice>
+          <mc:Fallback>
+            <w:pict>
+              <v:rect w14:anchorId="7B1EFC23" id="Elipse 14" o:spid="_x0000_s1026" style="position:absolute;margin-left:5.95pt;margin-top:18.6pt;width:425.55pt;height:376.8pt;z-index:251712512;visibility:visible;mso-wrap-style:square;mso-width-percent:0;mso-height-percent:0;mso-wrap-distance-left:9pt;mso-wrap-distance-top:0;mso-wrap-distance-right:9pt;mso-wrap-distance-bottom:0;mso-position-horizontal:absolute;mso-position-horizontal-relative:margin;mso-position-vertical:absolute;mso-position-vertical-relative:text;mso-width-percent:0;mso-height-percent:0;mso-width-relative:margin;mso-height-relative:margin;v-text-anchor:middle" o:gfxdata="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" fillcolor="#fcf9f5" strokecolor="#101f2e" strokeweight="1.5pt">
+                <w10:wrap anchorx="margin"/>
+              </v:rect>
+            </w:pict>
+          </mc:Fallback>
+        </mc:AlternateContent>
+      </w:r>
+    </w:p>
+    <w:p>
+      <w:pPr>
+        <w:spacing w:after="0" w:line="320" w:lineRule="exact"/>
+        <w:jc w:val="both"/>
+        <w:rPr>
+          <w:rFonts w:cs="Times New Roman"/>
+          <w:sz w:val="24"/>
+          <w:szCs w:val="24"/>
+        </w:rPr>
+      </w:pPr>
+    </w:p>
+    <w:p>
+      <w:pPr>
+        <w:spacing w:after="0" w:line="320" w:lineRule="exact"/>
+        <w:jc w:val="both"/>
+        <w:rPr>
+          <w:rFonts w:cs="Times New Roman"/>
+          <w:sz w:val="24"/>
+          <w:szCs w:val="24"/>
+        </w:rPr>
+      </w:pPr>
+    </w:p>
+    <w:p>
+      <w:pPr>
+        <w:spacing w:after="0" w:line="320" w:lineRule="exact"/>
+        <w:ind w:right="-1"/>
+        <w:jc w:val="both"/>
+        <w:rPr>
+          <w:rFonts w:ascii="Times New Roman" w:hAnsi="Times New Roman" w:cs="Times New Roman"/>
+          <w:sz w:val="24"/>
+          <w:szCs w:val="24"/>
+        </w:rPr>
+      </w:pPr>
+    </w:p>
+    <w:p/>
+    <w:p>
+      <w:r>
+        <w:rPr>
+          <w:rFonts w:ascii="Times New Roman" w:hAnsi="Times New Roman" w:cs="Times New Roman"/>
+          <w:noProof/>
+          <w:sz w:val="24"/>
+          <w:szCs w:val="24"/>
+        </w:rPr>
+        <mc:AlternateContent>
+          <mc:Choice Requires="wps">
+            <w:drawing>
+              <wp:anchor distT="0" distB="0" distL="114300" distR="114300" simplePos="0" relativeHeight="251874304" behindDoc="0" locked="0" layoutInCell="1" allowOverlap="1" wp14:anchorId="76BCE721" wp14:editId="530FE5DB">
+                <wp:simplePos x="0" y="0"/>
+                <wp:positionH relativeFrom="page">
+                  <wp:posOffset>1155802</wp:posOffset>
+                </wp:positionH>
+                <wp:positionV relativeFrom="paragraph">
+                  <wp:posOffset>2832202</wp:posOffset>
+                </wp:positionV>
+                <wp:extent cx="5209540" cy="935764"/>
+                <wp:effectExtent l="0" t="0" r="0" b="0"/>
+                <wp:wrapNone/>
+                <wp:docPr id="502948109" name="Caixa de Texto 29"/>
+                <wp:cNvGraphicFramePr/>
+                <a:graphic xmlns:a="http://schemas.openxmlformats.org/drawingml/2006/main">
+                  <a:graphicData uri="http://schemas.microsoft.com/office/word/2010/wordprocessingShape">
+                    <wps:wsp>
+                      <wps:cNvSpPr txBox="1"/>
+                      <wps:spPr>
+                        <a:xfrm>
+                          <a:off x="0" y="0"/>
+                          <a:ext cx="5209540" cy="935764"/>
+                        </a:xfrm>
+                        <a:prstGeom prst="rect">
+                          <a:avLst/>
+                        </a:prstGeom>
+                        <a:noFill/>
+                        <a:ln w="6350">
+                          <a:noFill/>
+                        </a:ln>
+                      </wps:spPr>
+                      <wps:txbx>
+                        <w:txbxContent>
+                          <w:p>
+                            <w:pPr>
+                              <w:jc w:val="both"/>
+                              <w:rPr>
+                                <w:sz w:val="24"/>
+                                <w:szCs w:val="24"/>
+                              </w:rPr>
+                            </w:pPr>
+                            <w:r>
+                              <w:rPr>
+                                <w:b/>
+                                <w:bCs/>
+                                <w:sz w:val="24"/>
+                                <w:szCs w:val="24"/>
+                              </w:rPr>
+                              <w:t>Descrição</w:t>
+                            </w:r>
+                            <w:r>
+                              <w:rPr>
+                                <w:b/>
+                                <w:bCs/>
+                                <w:sz w:val="24"/>
+                                <w:szCs w:val="24"/>
+                              </w:rPr>
+                              <w:t>:</w:t>
+                            </w:r>
+                            <w:r>
+                              <w:rPr>
+                                <w:sz w:val="24"/>
+                                <w:szCs w:val="24"/>
+                              </w:rPr>
+                              <w:t xml:space="preserve"> </w:t>
+                            </w:r>
+                            <w:r>
+                              <w:rPr>
+                                <w:sz w:val="24"/>
+                                <w:szCs w:val="24"/>
+                              </w:rPr>
+                              <w:t>{</w:t>
+                            </w:r>
+                            <w:r>
+                              <w:rPr>
+                                <w:sz w:val="24"/>
+                                <w:szCs w:val="24"/>
+                              </w:rPr>
+                              <w:t>DESCRICAO</w:t>
+                            </w:r>
+                            <w:r>
+                              <w:rPr>
+                                <w:sz w:val="24"/>
+                                <w:szCs w:val="24"/>
+                              </w:rPr>
+                              <w:t xml:space="preserve">} </w:t>
+                            </w:r>
+                          </w:p>
+                        </w:txbxContent>
+                      </wps:txbx>
+                      <wps:bodyPr rot="0" spcFirstLastPara="0" vertOverflow="overflow" horzOverflow="overflow" vert="horz" wrap="square" lIns="91440" tIns="45720" rIns="91440" bIns="45720" numCol="1" spcCol="0" rtlCol="0" fromWordArt="0" anchor="t" anchorCtr="0" forceAA="0" compatLnSpc="1">
+                        <a:prstTxWarp prst="textNoShape">
+                          <a:avLst/>
+                        </a:prstTxWarp>
+                        <a:noAutofit/>
+                      </wps:bodyPr>
+                    </wps:wsp>
+                  </a:graphicData>
+                </a:graphic>
+                <wp14:sizeRelH relativeFrom="margin">
+                  <wp14:pctWidth>0</wp14:pctWidth>
+                </wp14:sizeRelH>
+                <wp14:sizeRelV relativeFrom="margin">
+                  <wp14:pctHeight>0</wp14:pctHeight>
+                </wp14:sizeRelV>
+              </wp:anchor>
+            </w:drawing>
+          </mc:Choice>
+          <mc:Fallback>
+            <w:pict>
+              <v:shape w14:anchorId="76BCE721" id="_x0000_s1037" type="#_x0000_t202" style="position:absolute;margin-left:91pt;margin-top:223pt;width:410.2pt;height:73.7pt;z-index:251874304;visibility:visible;mso-wrap-style:square;mso-width-percent:0;mso-height-percent:0;mso-wrap-distance-left:9pt;mso-wrap-distance-top:0;mso-wrap-distance-right:9pt;mso-wrap-distance-bottom:0;mso-position-horizontal:absolute;mso-position-horizontal-relative:page;mso-position-vertical:absolute;mso-position-vertical-relative:text;mso-width-percent:0;mso-height-percent:0;mso-width-relative:margin;mso-height-relative:margin;v-text-anchor:top" o:gfxdata="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" filled="f" stroked="f" strokeweight=".5pt">
+                <v:textbox>
+                  <w:txbxContent>
+                    <w:p>
+                      <w:pPr>
+                        <w:jc w:val="both"/>
+                        <w:rPr>
+                          <w:sz w:val="24"/>
+                          <w:szCs w:val="24"/>
+                        </w:rPr>
+                      </w:pPr>
+                      <w:r>
+                        <w:rPr>
+                          <w:b/>
+                          <w:bCs/>
+                          <w:sz w:val="24"/>
+                          <w:szCs w:val="24"/>
+                        </w:rPr>
+                        <w:t>Descrição</w:t>
+                      </w:r>
+                      <w:r>
+                        <w:rPr>
+                          <w:b/>
+                          <w:bCs/>
+                          <w:sz w:val="24"/>
+                          <w:szCs w:val="24"/>
+                        </w:rPr>
+                        <w:t>:</w:t>
+                      </w:r>
+                      <w:r>
+                        <w:rPr>
+                          <w:sz w:val="24"/>
+                          <w:szCs w:val="24"/>
+                        </w:rPr>
+                        <w:t xml:space="preserve"> </w:t>
+                      </w:r>
+                      <w:r>
+                        <w:rPr>
+                          <w:sz w:val="24"/>
+                          <w:szCs w:val="24"/>
+                        </w:rPr>
+                        <w:t>{</w:t>
+                      </w:r>
+                      <w:r>
+                        <w:rPr>
+                          <w:sz w:val="24"/>
+                          <w:szCs w:val="24"/>
+                        </w:rPr>
+                        <w:t>DESCRICAO</w:t>
+                      </w:r>
+                      <w:r>
+                        <w:rPr>
+                          <w:sz w:val="24"/>
+                          <w:szCs w:val="24"/>
+                        </w:rPr>
+                        <w:t xml:space="preserve">} </w:t>
+                      </w:r>
+                    </w:p>
+                  </w:txbxContent>
+                </v:textbox>
+                <w10:wrap anchorx="page"/>
+              </v:shape>
+            </w:pict>
+          </mc:Fallback>
+        </mc:AlternateContent>
+      </w:r>
+      <w:r>
+        <w:rPr>
+          <w:rFonts w:ascii="Times New Roman" w:hAnsi="Times New Roman" w:cs="Times New Roman"/>
+          <w:noProof/>
+          <w:sz w:val="24"/>
+          <w:szCs w:val="24"/>
+        </w:rPr>
+        <mc:AlternateContent>
+          <mc:Choice Requires="wps">
+            <w:drawing>
+              <wp:anchor distT="0" distB="0" distL="114300" distR="114300" simplePos="0" relativeHeight="251834368" behindDoc="0" locked="0" layoutInCell="1" allowOverlap="1" wp14:anchorId="3780A2BA" wp14:editId="5D770291">
                 <wp:simplePos x="0" y="0"/>
                 <wp:positionH relativeFrom="page">
                   <wp:posOffset>1154430</wp:posOffset>
                 </wp:positionH>
                 <wp:positionV relativeFrom="paragraph">
-                  <wp:posOffset>3265170</wp:posOffset>
+                  <wp:posOffset>2122170</wp:posOffset>
                 </wp:positionV>
                 <wp:extent cx="5209540" cy="299720"/>
                 <wp:effectExtent l="0" t="0" r="0" b="5080"/>
@@ -2347,7 +2300,7 @@
           </mc:Choice>
           <mc:Fallback>
             <w:pict>
-              <v:shape w14:anchorId="3780A2BA" id="_x0000_s1040" type="#_x0000_t202" style="position:absolute;left:0;text-align:left;margin-left:90.9pt;margin-top:257.1pt;width:410.2pt;height:23.6pt;z-index:251834368;visibility:visible;mso-wrap-style:square;mso-width-percent:0;mso-height-percent:0;mso-wrap-distance-left:9pt;mso-wrap-distance-top:0;mso-wrap-distance-right:9pt;mso-wrap-distance-bottom:0;mso-position-horizontal:absolute;mso-position-horizontal-relative:page;mso-position-vertical:absolute;mso-position-vertical-relative:text;mso-width-percent:0;mso-height-percent:0;mso-width-relative:margin;mso-height-relative:margin;v-text-anchor:top" o:gfxdata="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" filled="f" stroked="f" strokeweight=".5pt">
+              <v:shape w14:anchorId="3780A2BA" id="_x0000_s1038" type="#_x0000_t202" style="position:absolute;margin-left:90.9pt;margin-top:167.1pt;width:410.2pt;height:23.6pt;z-index:251834368;visibility:visible;mso-wrap-style:square;mso-width-percent:0;mso-height-percent:0;mso-wrap-distance-left:9pt;mso-wrap-distance-top:0;mso-wrap-distance-right:9pt;mso-wrap-distance-bottom:0;mso-position-horizontal:absolute;mso-position-horizontal-relative:page;mso-position-vertical:absolute;mso-position-vertical-relative:text;mso-width-percent:0;mso-height-percent:0;mso-width-relative:margin;mso-height-relative:margin;v-text-anchor:top" o:gfxdata="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" filled="f" stroked="f" strokeweight=".5pt">
                 <v:textbox>
                   <w:txbxContent>
                     <w:p>
@@ -2407,57 +2360,119 @@
         <mc:AlternateContent>
           <mc:Choice Requires="wps">
             <w:drawing>
-              <wp:anchor distT="0" distB="0" distL="114300" distR="114300" simplePos="0" relativeHeight="251712512" behindDoc="0" locked="0" layoutInCell="1" allowOverlap="1" wp14:anchorId="35010482" wp14:editId="1A3A3F2E">
+              <wp:anchor distT="0" distB="0" distL="114300" distR="114300" simplePos="0" relativeHeight="251872256" behindDoc="0" locked="0" layoutInCell="1" allowOverlap="1" wp14:anchorId="6EF8FCAA" wp14:editId="2491513A">
                 <wp:simplePos x="0" y="0"/>
-                <wp:positionH relativeFrom="margin">
-                  <wp:posOffset>75565</wp:posOffset>
+                <wp:positionH relativeFrom="page">
+                  <wp:posOffset>1154430</wp:posOffset>
                 </wp:positionH>
                 <wp:positionV relativeFrom="paragraph">
-                  <wp:posOffset>236220</wp:posOffset>
+                  <wp:posOffset>2485390</wp:posOffset>
                 </wp:positionV>
-                <wp:extent cx="5404485" cy="4785360"/>
-                <wp:effectExtent l="0" t="0" r="24765" b="15240"/>
+                <wp:extent cx="5209540" cy="299720"/>
+                <wp:effectExtent l="0" t="0" r="0" b="5080"/>
                 <wp:wrapNone/>
-                <wp:docPr id="235608471" name="Elipse 14"/>
+                <wp:docPr id="550702018" name="Caixa de Texto 29"/>
                 <wp:cNvGraphicFramePr/>
                 <a:graphic xmlns:a="http://schemas.openxmlformats.org/drawingml/2006/main">
                   <a:graphicData uri="http://schemas.microsoft.com/office/word/2010/wordprocessingShape">
                     <wps:wsp>
-                      <wps:cNvSpPr/>
+                      <wps:cNvSpPr txBox="1"/>
                       <wps:spPr>
                         <a:xfrm>
                           <a:off x="0" y="0"/>
-                          <a:ext cx="5404485" cy="4785360"/>
+                          <a:ext cx="5209540" cy="299720"/>
                         </a:xfrm>
                         <a:prstGeom prst="rect">
                           <a:avLst/>
                         </a:prstGeom>
-                        <a:solidFill>
-                          <a:srgbClr val="FCF9F5"/>
-                        </a:solidFill>
-                        <a:ln w="19050">
-                          <a:solidFill>
-                            <a:srgbClr val="101F2E"/>
-                          </a:solidFill>
+                        <a:noFill/>
+                        <a:ln w="6350">
+                          <a:noFill/>
                         </a:ln>
                       </wps:spPr>
-                      <wps:style>
-                        <a:lnRef idx="2">
-                          <a:schemeClr val="accent1">
-                            <a:shade val="15000"/>
-                          </a:schemeClr>
-                        </a:lnRef>
-                        <a:fillRef idx="1">
-                          <a:schemeClr val="accent1"/>
-                        </a:fillRef>
-                        <a:effectRef idx="0">
-                          <a:schemeClr val="accent1"/>
-                        </a:effectRef>
-                        <a:fontRef idx="minor">
-                          <a:schemeClr val="lt1"/>
-                        </a:fontRef>
-                      </wps:style>
-                      <wps:bodyPr rot="0" spcFirstLastPara="0" vertOverflow="overflow" horzOverflow="overflow" vert="horz" wrap="square" lIns="91440" tIns="45720" rIns="91440" bIns="45720" numCol="1" spcCol="0" rtlCol="0" fromWordArt="0" anchor="ctr" anchorCtr="0" forceAA="0" compatLnSpc="1">
+                      <wps:txbx>
+                        <w:txbxContent>
+                          <w:p>
+                            <w:pPr>
+                              <w:jc w:val="both"/>
+                              <w:rPr>
+                                <w:sz w:val="24"/>
+                                <w:szCs w:val="24"/>
+                              </w:rPr>
+                            </w:pPr>
+                            <w:r>
+                              <w:rPr>
+                                <w:b/>
+                                <w:bCs/>
+                                <w:sz w:val="24"/>
+                                <w:szCs w:val="24"/>
+                              </w:rPr>
+                              <w:t>Valor</w:t>
+                            </w:r>
+                            <w:r>
+                              <w:rPr>
+                                <w:b/>
+                                <w:bCs/>
+                                <w:sz w:val="24"/>
+                                <w:szCs w:val="24"/>
+                              </w:rPr>
+                              <w:t>:</w:t>
+                            </w:r>
+                            <w:r>
+                              <w:rPr>
+                                <w:sz w:val="24"/>
+                                <w:szCs w:val="24"/>
+                              </w:rPr>
+                              <w:t xml:space="preserve"> </w:t>
+                            </w:r>
+                            <w:r>
+                              <w:rPr>
+                                <w:sz w:val="24"/>
+                                <w:szCs w:val="24"/>
+                              </w:rPr>
+                              <w:t>{VALOR_</w:t>
+                            </w:r>
+                            <w:proofErr w:type="gramStart"/>
+                            <w:r>
+                              <w:rPr>
+                                <w:sz w:val="24"/>
+                                <w:szCs w:val="24"/>
+                              </w:rPr>
+                              <w:t xml:space="preserve">NUMERICO} </w:t>
+                            </w:r>
+                            <w:r>
+                              <w:rPr>
+                                <w:sz w:val="24"/>
+                                <w:szCs w:val="24"/>
+                              </w:rPr>
+                              <w:t xml:space="preserve"> -</w:t>
+                            </w:r>
+                            <w:proofErr w:type="gramEnd"/>
+                            <w:r>
+                              <w:rPr>
+                                <w:sz w:val="24"/>
+                                <w:szCs w:val="24"/>
+                              </w:rPr>
+                              <w:t xml:space="preserve"> </w:t>
+                            </w:r>
+                            <w:r>
+                              <w:rPr>
+                                <w:sz w:val="24"/>
+                                <w:szCs w:val="24"/>
+                              </w:rPr>
+                              <w:t xml:space="preserve"> </w:t>
+                            </w:r>
+                            <w:r>
+                              <w:rPr>
+                                <w:sz w:val="24"/>
+                                <w:szCs w:val="24"/>
+                              </w:rPr>
+                              <w:t>{VALOR_EXTENSO}</w:t>
+                            </w:r>
+                          </w:p>
+                        </w:txbxContent>
+                      </wps:txbx>
+                      <wps:bodyPr rot="0" spcFirstLastPara="0" vertOverflow="overflow" horzOverflow="overflow" vert="horz" wrap="square" lIns="91440" tIns="45720" rIns="91440" bIns="45720" numCol="1" spcCol="0" rtlCol="0" fromWordArt="0" anchor="t" anchorCtr="0" forceAA="0" compatLnSpc="1">
                         <a:prstTxWarp prst="textNoShape">
                           <a:avLst/>
                         </a:prstTxWarp>
@@ -2477,50 +2492,95 @@
           </mc:Choice>
           <mc:Fallback>
             <w:pict>
-              <v:rect w14:anchorId="6F081A4A" id="Elipse 14" o:spid="_x0000_s1026" style="position:absolute;margin-left:5.95pt;margin-top:18.6pt;width:425.55pt;height:376.8pt;z-index:251712512;visibility:visible;mso-wrap-style:square;mso-width-percent:0;mso-height-percent:0;mso-wrap-distance-left:9pt;mso-wrap-distance-top:0;mso-wrap-distance-right:9pt;mso-wrap-distance-bottom:0;mso-position-horizontal:absolute;mso-position-horizontal-relative:margin;mso-position-vertical:absolute;mso-position-vertical-relative:text;mso-width-percent:0;mso-height-percent:0;mso-width-relative:margin;mso-height-relative:margin;v-text-anchor:middle" o:gfxdata="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" fillcolor="#fcf9f5" strokecolor="#101f2e" strokeweight="1.5pt">
-                <w10:wrap anchorx="margin"/>
-              </v:rect>
+              <v:shape w14:anchorId="6EF8FCAA" id="_x0000_s1039" type="#_x0000_t202" style="position:absolute;margin-left:90.9pt;margin-top:195.7pt;width:410.2pt;height:23.6pt;z-index:251872256;visibility:visible;mso-wrap-style:square;mso-width-percent:0;mso-height-percent:0;mso-wrap-distance-left:9pt;mso-wrap-distance-top:0;mso-wrap-distance-right:9pt;mso-wrap-distance-bottom:0;mso-position-horizontal:absolute;mso-position-horizontal-relative:page;mso-position-vertical:absolute;mso-position-vertical-relative:text;mso-width-percent:0;mso-height-percent:0;mso-width-relative:margin;mso-height-relative:margin;v-text-anchor:top" o:gfxdata="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" filled="f" stroked="f" strokeweight=".5pt">
+                <v:textbox>
+                  <w:txbxContent>
+                    <w:p>
+                      <w:pPr>
+                        <w:jc w:val="both"/>
+                        <w:rPr>
+                          <w:sz w:val="24"/>
+                          <w:szCs w:val="24"/>
+                        </w:rPr>
+                      </w:pPr>
+                      <w:r>
+                        <w:rPr>
+                          <w:b/>
+                          <w:bCs/>
+                          <w:sz w:val="24"/>
+                          <w:szCs w:val="24"/>
+                        </w:rPr>
+                        <w:t>Valor</w:t>
+                      </w:r>
+                      <w:r>
+                        <w:rPr>
+                          <w:b/>
+                          <w:bCs/>
+                          <w:sz w:val="24"/>
+                          <w:szCs w:val="24"/>
+                        </w:rPr>
+                        <w:t>:</w:t>
+                      </w:r>
+                      <w:r>
+                        <w:rPr>
+                          <w:sz w:val="24"/>
+                          <w:szCs w:val="24"/>
+                        </w:rPr>
+                        <w:t xml:space="preserve"> </w:t>
+                      </w:r>
+                      <w:r>
+                        <w:rPr>
+                          <w:sz w:val="24"/>
+                          <w:szCs w:val="24"/>
+                        </w:rPr>
+                        <w:t>{VALOR_</w:t>
+                      </w:r>
+                      <w:proofErr w:type="gramStart"/>
+                      <w:r>
+                        <w:rPr>
+                          <w:sz w:val="24"/>
+                          <w:szCs w:val="24"/>
+                        </w:rPr>
+                        <w:t xml:space="preserve">NUMERICO} </w:t>
+                      </w:r>
+                      <w:r>
+                        <w:rPr>
+                          <w:sz w:val="24"/>
+                          <w:szCs w:val="24"/>
+                        </w:rPr>
+                        <w:t xml:space="preserve"> -</w:t>
+                      </w:r>
+                      <w:proofErr w:type="gramEnd"/>
+                      <w:r>
+                        <w:rPr>
+                          <w:sz w:val="24"/>
+                          <w:szCs w:val="24"/>
+                        </w:rPr>
+                        <w:t xml:space="preserve"> </w:t>
+                      </w:r>
+                      <w:r>
+                        <w:rPr>
+                          <w:sz w:val="24"/>
+                          <w:szCs w:val="24"/>
+                        </w:rPr>
+                        <w:t xml:space="preserve"> </w:t>
+                      </w:r>
+                      <w:r>
+                        <w:rPr>
+                          <w:sz w:val="24"/>
+                          <w:szCs w:val="24"/>
+                        </w:rPr>
+                        <w:t>{VALOR_EXTENSO}</w:t>
+                      </w:r>
+                    </w:p>
+                  </w:txbxContent>
+                </v:textbox>
+                <w10:wrap anchorx="page"/>
+              </v:shape>
             </w:pict>
           </mc:Fallback>
         </mc:AlternateContent>
       </w:r>
-    </w:p>
-    <w:p>
-      <w:pPr>
-        <w:spacing w:after="0" w:line="320" w:lineRule="exact"/>
-        <w:jc w:val="both"/>
-        <w:rPr>
-          <w:rFonts w:cs="Times New Roman"/>
-          <w:sz w:val="24"/>
-          <w:szCs w:val="24"/>
-        </w:rPr>
-      </w:pPr>
-    </w:p>
-    <w:p>
-      <w:pPr>
-        <w:spacing w:after="0" w:line="320" w:lineRule="exact"/>
-        <w:jc w:val="both"/>
-        <w:rPr>
-          <w:rFonts w:cs="Times New Roman"/>
-          <w:sz w:val="24"/>
-          <w:szCs w:val="24"/>
-        </w:rPr>
-      </w:pPr>
-    </w:p>
-    <w:p>
-      <w:pPr>
-        <w:spacing w:after="0" w:line="320" w:lineRule="exact"/>
-        <w:ind w:right="-1"/>
-        <w:jc w:val="both"/>
-        <w:rPr>
-          <w:rFonts w:ascii="Times New Roman" w:hAnsi="Times New Roman" w:cs="Times New Roman"/>
-          <w:sz w:val="24"/>
-          <w:szCs w:val="24"/>
-        </w:rPr>
-      </w:pPr>
-    </w:p>
-    <w:p/>
-    <w:p>
       <w:r>
         <w:rPr>
           <w:rFonts w:ascii="Times New Roman" w:hAnsi="Times New Roman" w:cs="Times New Roman"/>
@@ -4452,7 +4512,7 @@
                         </pic:cNvPicPr>
                       </pic:nvPicPr>
                       <pic:blipFill>
-                        <a:blip r:embed="rId13">
+                        <a:blip r:embed="rId11">
                           <a:extLst>
                             <a:ext uri="{96DAC541-7B7A-43D3-8B79-37D633B846F1}">
                               <asvg:svgBlip xmlns:asvg="http://schemas.microsoft.com/office/drawing/2016/SVG/main" r:embed="rId12"/>

--- a/INFO_FATURA_BP.docx
+++ b/INFO_FATURA_BP.docx
@@ -2430,6 +2430,13 @@
                                 <w:sz w:val="24"/>
                                 <w:szCs w:val="24"/>
                               </w:rPr>
+                              <w:t xml:space="preserve">R$ </w:t>
+                            </w:r>
+                            <w:r>
+                              <w:rPr>
+                                <w:sz w:val="24"/>
+                                <w:szCs w:val="24"/>
+                              </w:rPr>
                               <w:t>{VALOR_</w:t>
                             </w:r>
                             <w:proofErr w:type="gramStart"/>
@@ -2492,7 +2499,11 @@
           </mc:Choice>
           <mc:Fallback>
             <w:pict>
-              <v:shape w14:anchorId="6EF8FCAA" id="_x0000_s1039" type="#_x0000_t202" style="position:absolute;margin-left:90.9pt;margin-top:195.7pt;width:410.2pt;height:23.6pt;z-index:251872256;visibility:visible;mso-wrap-style:square;mso-width-percent:0;mso-height-percent:0;mso-wrap-distance-left:9pt;mso-wrap-distance-top:0;mso-wrap-distance-right:9pt;mso-wrap-distance-bottom:0;mso-position-horizontal:absolute;mso-position-horizontal-relative:page;mso-position-vertical:absolute;mso-position-vertical-relative:text;mso-width-percent:0;mso-height-percent:0;mso-width-relative:margin;mso-height-relative:margin;v-text-anchor:top" o:gfxdata="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" filled="f" stroked="f" strokeweight=".5pt">
+              <v:shapetype w14:anchorId="6EF8FCAA" id="_x0000_t202" coordsize="21600,21600" o:spt="202" path="m,l,21600r21600,l21600,xe">
+                <v:stroke joinstyle="miter"/>
+                <v:path gradientshapeok="t" o:connecttype="rect"/>
+              </v:shapetype>
+              <v:shape id="_x0000_s1039" type="#_x0000_t202" style="position:absolute;margin-left:90.9pt;margin-top:195.7pt;width:410.2pt;height:23.6pt;z-index:251872256;visibility:visible;mso-wrap-style:square;mso-width-percent:0;mso-height-percent:0;mso-wrap-distance-left:9pt;mso-wrap-distance-top:0;mso-wrap-distance-right:9pt;mso-wrap-distance-bottom:0;mso-position-horizontal:absolute;mso-position-horizontal-relative:page;mso-position-vertical:absolute;mso-position-vertical-relative:text;mso-width-percent:0;mso-height-percent:0;mso-width-relative:margin;mso-height-relative:margin;v-text-anchor:top" o:gfxdata="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" filled="f" stroked="f" strokeweight=".5pt">
                 <v:textbox>
                   <w:txbxContent>
                     <w:p>
@@ -2527,6 +2538,13 @@
                           <w:szCs w:val="24"/>
                         </w:rPr>
                         <w:t xml:space="preserve"> </w:t>
+                      </w:r>
+                      <w:r>
+                        <w:rPr>
+                          <w:sz w:val="24"/>
+                          <w:szCs w:val="24"/>
+                        </w:rPr>
+                        <w:t xml:space="preserve">R$ </w:t>
                       </w:r>
                       <w:r>
                         <w:rPr>
